--- a/kyrsach_literary_club/Пояснительная_записка.docx
+++ b/kyrsach_literary_club/Пояснительная_записка.docx
@@ -97,292 +97,314 @@
           <w:rFonts w:eastAsia="Times New Roman" w:cs="Times New Roman"/>
           <w:sz w:val="24"/>
           <w:szCs w:val="24"/>
-          <w:highlight w:val="yellow"/>
         </w:rPr>
         <w:t>«</w:t>
       </w:r>
       <w:proofErr w:type="spellStart"/>
+      <w:r>
+        <w:rPr>
+          <w:sz w:val="24"/>
+          <w:szCs w:val="24"/>
+        </w:rPr>
+        <w:t>Веб-технологии</w:t>
+      </w:r>
+      <w:proofErr w:type="spellEnd"/>
+      <w:r>
+        <w:rPr>
+          <w:sz w:val="24"/>
+          <w:szCs w:val="24"/>
+        </w:rPr>
+        <w:t xml:space="preserve"> и продуктовый дизайн</w:t>
+      </w:r>
       <w:r>
         <w:rPr>
           <w:rFonts w:eastAsia="Times New Roman" w:cs="Times New Roman"/>
           <w:sz w:val="24"/>
           <w:szCs w:val="24"/>
-          <w:highlight w:val="yellow"/>
-        </w:rPr>
-        <w:t>Веб-технологии</w:t>
-      </w:r>
-      <w:proofErr w:type="spellEnd"/>
-      <w:r>
+        </w:rPr>
+        <w:t>»</w:t>
+      </w:r>
+    </w:p>
+    <w:p>
+      <w:pPr>
+        <w:spacing w:line="300" w:lineRule="auto"/>
+        <w:ind w:right="140"/>
+        <w:jc w:val="center"/>
         <w:rPr>
           <w:rFonts w:eastAsia="Times New Roman" w:cs="Times New Roman"/>
           <w:sz w:val="24"/>
           <w:szCs w:val="24"/>
-          <w:highlight w:val="yellow"/>
-        </w:rPr>
-        <w:t>»</w:t>
-      </w:r>
-    </w:p>
-    <w:p>
-      <w:pPr>
-        <w:spacing w:line="300" w:lineRule="auto"/>
-        <w:ind w:right="140"/>
-        <w:jc w:val="center"/>
+        </w:rPr>
+      </w:pPr>
+      <w:r>
         <w:rPr>
           <w:rFonts w:eastAsia="Times New Roman" w:cs="Times New Roman"/>
           <w:sz w:val="24"/>
           <w:szCs w:val="24"/>
         </w:rPr>
-      </w:pPr>
+        <w:t>Направление подготовки: 09.03.01 «</w:t>
+      </w:r>
+      <w:r>
+        <w:rPr>
+          <w:sz w:val="24"/>
+          <w:szCs w:val="24"/>
+        </w:rPr>
+        <w:t>Информатика и вычислительная техника</w:t>
+      </w:r>
       <w:r>
         <w:rPr>
           <w:rFonts w:eastAsia="Times New Roman" w:cs="Times New Roman"/>
           <w:sz w:val="24"/>
           <w:szCs w:val="24"/>
         </w:rPr>
-        <w:t>Направление подготовки: 09.03.01 «</w:t>
+        <w:t>»</w:t>
+      </w:r>
+    </w:p>
+    <w:p>
+      <w:pPr>
+        <w:ind w:right="140"/>
+        <w:rPr>
+          <w:rFonts w:eastAsia="Times New Roman" w:cs="Times New Roman"/>
+          <w:sz w:val="16"/>
+          <w:szCs w:val="16"/>
+        </w:rPr>
+      </w:pPr>
+    </w:p>
+    <w:p>
+      <w:pPr>
+        <w:ind w:right="140"/>
+        <w:rPr>
+          <w:rFonts w:eastAsia="Times New Roman" w:cs="Times New Roman"/>
+          <w:sz w:val="16"/>
+          <w:szCs w:val="16"/>
+        </w:rPr>
+      </w:pPr>
+    </w:p>
+    <w:p>
+      <w:pPr>
+        <w:ind w:right="140"/>
+        <w:rPr>
+          <w:rFonts w:eastAsia="Times New Roman" w:cs="Times New Roman"/>
+          <w:sz w:val="16"/>
+          <w:szCs w:val="16"/>
+        </w:rPr>
+      </w:pPr>
+    </w:p>
+    <w:p>
+      <w:pPr>
+        <w:ind w:right="140"/>
+        <w:rPr>
+          <w:rFonts w:eastAsia="Times New Roman" w:cs="Times New Roman"/>
+          <w:sz w:val="16"/>
+          <w:szCs w:val="16"/>
+        </w:rPr>
+      </w:pPr>
+    </w:p>
+    <w:p>
+      <w:pPr>
+        <w:ind w:right="140"/>
+        <w:rPr>
+          <w:rFonts w:eastAsia="Times New Roman" w:cs="Times New Roman"/>
+          <w:sz w:val="16"/>
+          <w:szCs w:val="16"/>
+        </w:rPr>
+      </w:pPr>
+    </w:p>
+    <w:p>
+      <w:pPr>
+        <w:ind w:right="140"/>
+        <w:rPr>
+          <w:rFonts w:eastAsia="Times New Roman" w:cs="Times New Roman"/>
+          <w:sz w:val="16"/>
+          <w:szCs w:val="16"/>
+        </w:rPr>
+      </w:pPr>
+    </w:p>
+    <w:p>
+      <w:pPr>
+        <w:ind w:right="140"/>
+        <w:rPr>
+          <w:rFonts w:eastAsia="Times New Roman" w:cs="Times New Roman"/>
+          <w:sz w:val="16"/>
+          <w:szCs w:val="16"/>
+        </w:rPr>
+      </w:pPr>
+    </w:p>
+    <w:p>
+      <w:pPr>
+        <w:rPr>
+          <w:rFonts w:eastAsia="Times New Roman" w:cs="Times New Roman"/>
+          <w:sz w:val="16"/>
+          <w:szCs w:val="16"/>
+        </w:rPr>
+      </w:pPr>
+    </w:p>
+    <w:p>
+      <w:pPr>
+        <w:jc w:val="center"/>
+        <w:rPr>
+          <w:rFonts w:eastAsia="Times New Roman" w:cs="Times New Roman"/>
+          <w:sz w:val="16"/>
+          <w:szCs w:val="16"/>
+        </w:rPr>
+      </w:pPr>
+    </w:p>
+    <w:p>
+      <w:pPr>
+        <w:jc w:val="center"/>
+        <w:rPr>
+          <w:rFonts w:eastAsia="Times New Roman" w:cs="Times New Roman"/>
+          <w:szCs w:val="28"/>
+        </w:rPr>
+      </w:pPr>
+      <w:r>
+        <w:rPr>
+          <w:rFonts w:eastAsia="Times New Roman" w:cs="Times New Roman"/>
+          <w:szCs w:val="28"/>
+        </w:rPr>
+        <w:t>Отчет по курсовой работе</w:t>
+      </w:r>
+    </w:p>
+    <w:p>
+      <w:pPr>
+        <w:jc w:val="center"/>
+        <w:rPr>
+          <w:rFonts w:eastAsia="Times New Roman" w:cs="Times New Roman"/>
+          <w:szCs w:val="28"/>
+        </w:rPr>
+      </w:pPr>
+      <w:r>
+        <w:rPr>
+          <w:rFonts w:eastAsia="Times New Roman" w:cs="Times New Roman"/>
+          <w:szCs w:val="28"/>
+        </w:rPr>
+        <w:t>по дисциплине «</w:t>
+      </w:r>
+      <w:proofErr w:type="gramStart"/>
+      <w:r>
+        <w:rPr>
+          <w:rFonts w:eastAsia="Times New Roman" w:cs="Times New Roman"/>
+          <w:szCs w:val="28"/>
+        </w:rPr>
+        <w:t>Серверная</w:t>
+      </w:r>
+      <w:proofErr w:type="gramEnd"/>
+      <w:r>
+        <w:rPr>
+          <w:rFonts w:eastAsia="Times New Roman" w:cs="Times New Roman"/>
+          <w:szCs w:val="28"/>
+        </w:rPr>
+        <w:t xml:space="preserve"> </w:t>
       </w:r>
       <w:proofErr w:type="spellStart"/>
       <w:r>
+        <w:rPr>
+          <w:rFonts w:eastAsia="Times New Roman" w:cs="Times New Roman"/>
+          <w:szCs w:val="28"/>
+        </w:rPr>
+        <w:t>веб-разработка</w:t>
+      </w:r>
+      <w:proofErr w:type="spellEnd"/>
+      <w:r>
+        <w:rPr>
+          <w:rFonts w:eastAsia="Times New Roman" w:cs="Times New Roman"/>
+          <w:szCs w:val="28"/>
+        </w:rPr>
+        <w:t>»</w:t>
+      </w:r>
+    </w:p>
+    <w:p>
+      <w:pPr>
+        <w:jc w:val="center"/>
+        <w:rPr>
+          <w:rFonts w:eastAsia="Times New Roman" w:cs="Times New Roman"/>
+          <w:szCs w:val="28"/>
+        </w:rPr>
+      </w:pPr>
+    </w:p>
+    <w:p>
+      <w:pPr>
+        <w:jc w:val="center"/>
+        <w:rPr>
+          <w:rFonts w:eastAsia="Times New Roman" w:cs="Times New Roman"/>
+          <w:szCs w:val="28"/>
+        </w:rPr>
+      </w:pPr>
+      <w:r>
+        <w:rPr>
+          <w:rFonts w:eastAsia="Times New Roman" w:cs="Times New Roman"/>
+          <w:szCs w:val="28"/>
+        </w:rPr>
+        <w:t>Тема: «</w:t>
+      </w:r>
+      <w:r>
+        <w:rPr>
+          <w:rFonts w:eastAsia="Times New Roman" w:cs="Times New Roman"/>
+          <w:szCs w:val="28"/>
+          <w:lang w:val="en-US"/>
+        </w:rPr>
+        <w:t>Backend</w:t>
+      </w:r>
+      <w:r>
+        <w:rPr>
+          <w:rFonts w:eastAsia="Times New Roman" w:cs="Times New Roman"/>
+          <w:szCs w:val="28"/>
+        </w:rPr>
+        <w:t>-</w:t>
+      </w:r>
+      <w:proofErr w:type="spellStart"/>
+      <w:r>
+        <w:rPr>
+          <w:rFonts w:eastAsia="Times New Roman" w:cs="Times New Roman"/>
+          <w:szCs w:val="28"/>
+        </w:rPr>
+        <w:t>фреймворк</w:t>
+      </w:r>
+      <w:proofErr w:type="spellEnd"/>
+      <w:r>
+        <w:rPr>
+          <w:rFonts w:eastAsia="Times New Roman" w:cs="Times New Roman"/>
+          <w:szCs w:val="28"/>
+        </w:rPr>
+        <w:t xml:space="preserve"> на </w:t>
+      </w:r>
+      <w:r>
+        <w:rPr>
+          <w:rFonts w:eastAsia="Times New Roman" w:cs="Times New Roman"/>
+          <w:szCs w:val="28"/>
+          <w:lang w:val="en-US"/>
+        </w:rPr>
+        <w:t>PHP</w:t>
+      </w:r>
+      <w:r>
+        <w:rPr>
+          <w:rFonts w:eastAsia="Times New Roman" w:cs="Times New Roman"/>
+          <w:szCs w:val="28"/>
+        </w:rPr>
+        <w:t>»</w:t>
+      </w:r>
+    </w:p>
+    <w:p>
+      <w:pPr>
+        <w:jc w:val="center"/>
         <w:rPr>
           <w:rFonts w:eastAsia="Times New Roman" w:cs="Times New Roman"/>
           <w:sz w:val="24"/>
           <w:szCs w:val="24"/>
         </w:rPr>
-        <w:t>Веб-технологии</w:t>
-      </w:r>
-      <w:proofErr w:type="spellEnd"/>
-      <w:r>
+      </w:pPr>
+      <w:bookmarkStart w:id="0" w:name="_GoBack"/>
+      <w:bookmarkEnd w:id="0"/>
+    </w:p>
+    <w:p>
+      <w:pPr>
+        <w:jc w:val="center"/>
         <w:rPr>
           <w:rFonts w:eastAsia="Times New Roman" w:cs="Times New Roman"/>
           <w:sz w:val="24"/>
           <w:szCs w:val="24"/>
         </w:rPr>
-        <w:t>»</w:t>
-      </w:r>
-    </w:p>
-    <w:p>
-      <w:pPr>
-        <w:ind w:right="140"/>
-        <w:rPr>
-          <w:rFonts w:eastAsia="Times New Roman" w:cs="Times New Roman"/>
-          <w:sz w:val="16"/>
-          <w:szCs w:val="16"/>
-        </w:rPr>
-      </w:pPr>
-    </w:p>
-    <w:p>
-      <w:pPr>
-        <w:ind w:right="140"/>
-        <w:rPr>
-          <w:rFonts w:eastAsia="Times New Roman" w:cs="Times New Roman"/>
-          <w:sz w:val="16"/>
-          <w:szCs w:val="16"/>
-        </w:rPr>
-      </w:pPr>
-    </w:p>
-    <w:p>
-      <w:pPr>
-        <w:ind w:right="140"/>
-        <w:rPr>
-          <w:rFonts w:eastAsia="Times New Roman" w:cs="Times New Roman"/>
-          <w:sz w:val="16"/>
-          <w:szCs w:val="16"/>
-        </w:rPr>
-      </w:pPr>
-    </w:p>
-    <w:p>
-      <w:pPr>
-        <w:ind w:right="140"/>
-        <w:rPr>
-          <w:rFonts w:eastAsia="Times New Roman" w:cs="Times New Roman"/>
-          <w:sz w:val="16"/>
-          <w:szCs w:val="16"/>
-        </w:rPr>
-      </w:pPr>
-    </w:p>
-    <w:p>
-      <w:pPr>
-        <w:ind w:right="140"/>
-        <w:rPr>
-          <w:rFonts w:eastAsia="Times New Roman" w:cs="Times New Roman"/>
-          <w:sz w:val="16"/>
-          <w:szCs w:val="16"/>
-        </w:rPr>
-      </w:pPr>
-    </w:p>
-    <w:p>
-      <w:pPr>
-        <w:ind w:right="140"/>
-        <w:rPr>
-          <w:rFonts w:eastAsia="Times New Roman" w:cs="Times New Roman"/>
-          <w:sz w:val="16"/>
-          <w:szCs w:val="16"/>
-        </w:rPr>
-      </w:pPr>
-    </w:p>
-    <w:p>
-      <w:pPr>
-        <w:ind w:right="140"/>
-        <w:rPr>
-          <w:rFonts w:eastAsia="Times New Roman" w:cs="Times New Roman"/>
-          <w:sz w:val="16"/>
-          <w:szCs w:val="16"/>
-        </w:rPr>
-      </w:pPr>
-    </w:p>
-    <w:p>
-      <w:pPr>
-        <w:rPr>
-          <w:rFonts w:eastAsia="Times New Roman" w:cs="Times New Roman"/>
-          <w:sz w:val="16"/>
-          <w:szCs w:val="16"/>
-        </w:rPr>
-      </w:pPr>
-    </w:p>
-    <w:p>
-      <w:pPr>
-        <w:jc w:val="center"/>
-        <w:rPr>
-          <w:rFonts w:eastAsia="Times New Roman" w:cs="Times New Roman"/>
-          <w:sz w:val="16"/>
-          <w:szCs w:val="16"/>
-        </w:rPr>
-      </w:pPr>
-    </w:p>
-    <w:p>
-      <w:pPr>
-        <w:jc w:val="center"/>
-        <w:rPr>
-          <w:rFonts w:eastAsia="Times New Roman" w:cs="Times New Roman"/>
-          <w:szCs w:val="28"/>
-        </w:rPr>
-      </w:pPr>
-      <w:r>
-        <w:rPr>
-          <w:rFonts w:eastAsia="Times New Roman" w:cs="Times New Roman"/>
-          <w:szCs w:val="28"/>
-        </w:rPr>
-        <w:t>Отчет по курсовой работе</w:t>
-      </w:r>
-    </w:p>
-    <w:p>
-      <w:pPr>
-        <w:jc w:val="center"/>
-        <w:rPr>
-          <w:rFonts w:eastAsia="Times New Roman" w:cs="Times New Roman"/>
-          <w:szCs w:val="28"/>
-        </w:rPr>
-      </w:pPr>
-      <w:r>
-        <w:rPr>
-          <w:rFonts w:eastAsia="Times New Roman" w:cs="Times New Roman"/>
-          <w:szCs w:val="28"/>
-        </w:rPr>
-        <w:t>по дисциплине «</w:t>
-      </w:r>
-      <w:proofErr w:type="gramStart"/>
-      <w:r>
-        <w:rPr>
-          <w:rFonts w:eastAsia="Times New Roman" w:cs="Times New Roman"/>
-          <w:szCs w:val="28"/>
-        </w:rPr>
-        <w:t>Серверная</w:t>
-      </w:r>
-      <w:proofErr w:type="gramEnd"/>
-      <w:r>
-        <w:rPr>
-          <w:rFonts w:eastAsia="Times New Roman" w:cs="Times New Roman"/>
-          <w:szCs w:val="28"/>
-        </w:rPr>
-        <w:t xml:space="preserve"> </w:t>
-      </w:r>
-      <w:proofErr w:type="spellStart"/>
-      <w:r>
-        <w:rPr>
-          <w:rFonts w:eastAsia="Times New Roman" w:cs="Times New Roman"/>
-          <w:szCs w:val="28"/>
-        </w:rPr>
-        <w:t>веб-разработка</w:t>
-      </w:r>
-      <w:proofErr w:type="spellEnd"/>
-      <w:r>
-        <w:rPr>
-          <w:rFonts w:eastAsia="Times New Roman" w:cs="Times New Roman"/>
-          <w:szCs w:val="28"/>
-        </w:rPr>
-        <w:t>»</w:t>
-      </w:r>
-    </w:p>
-    <w:p>
-      <w:pPr>
-        <w:jc w:val="center"/>
-        <w:rPr>
-          <w:rFonts w:eastAsia="Times New Roman" w:cs="Times New Roman"/>
-          <w:szCs w:val="28"/>
-        </w:rPr>
-      </w:pPr>
-    </w:p>
-    <w:p>
-      <w:pPr>
-        <w:jc w:val="center"/>
-        <w:rPr>
-          <w:rFonts w:eastAsia="Times New Roman" w:cs="Times New Roman"/>
-          <w:szCs w:val="28"/>
-        </w:rPr>
-      </w:pPr>
-      <w:r>
-        <w:rPr>
-          <w:rFonts w:eastAsia="Times New Roman" w:cs="Times New Roman"/>
-          <w:szCs w:val="28"/>
-        </w:rPr>
-        <w:t>Тема: «</w:t>
-      </w:r>
-      <w:r>
-        <w:rPr>
-          <w:rFonts w:eastAsia="Times New Roman" w:cs="Times New Roman"/>
-          <w:szCs w:val="28"/>
-          <w:lang w:val="en-US"/>
-        </w:rPr>
-        <w:t>Backend</w:t>
-      </w:r>
-      <w:r>
-        <w:rPr>
-          <w:rFonts w:eastAsia="Times New Roman" w:cs="Times New Roman"/>
-          <w:szCs w:val="28"/>
-        </w:rPr>
-        <w:t>-</w:t>
-      </w:r>
-      <w:proofErr w:type="spellStart"/>
-      <w:r>
-        <w:rPr>
-          <w:rFonts w:eastAsia="Times New Roman" w:cs="Times New Roman"/>
-          <w:szCs w:val="28"/>
-        </w:rPr>
-        <w:t>фреймворк</w:t>
-      </w:r>
-      <w:proofErr w:type="spellEnd"/>
-      <w:r>
-        <w:rPr>
-          <w:rFonts w:eastAsia="Times New Roman" w:cs="Times New Roman"/>
-          <w:szCs w:val="28"/>
-        </w:rPr>
-        <w:t xml:space="preserve"> на </w:t>
-      </w:r>
-      <w:r>
-        <w:rPr>
-          <w:rFonts w:eastAsia="Times New Roman" w:cs="Times New Roman"/>
-          <w:szCs w:val="28"/>
-          <w:lang w:val="en-US"/>
-        </w:rPr>
-        <w:t>PHP</w:t>
-      </w:r>
-      <w:r>
-        <w:rPr>
-          <w:rFonts w:eastAsia="Times New Roman" w:cs="Times New Roman"/>
-          <w:szCs w:val="28"/>
-        </w:rPr>
-        <w:t>»</w:t>
-      </w:r>
+      </w:pPr>
     </w:p>
     <w:p>
       <w:pPr>
@@ -393,8 +415,6 @@
           <w:szCs w:val="24"/>
         </w:rPr>
       </w:pPr>
-      <w:bookmarkStart w:id="0" w:name="_GoBack"/>
-      <w:bookmarkEnd w:id="0"/>
     </w:p>
     <w:p>
       <w:pPr>
@@ -408,26 +428,6 @@
     </w:p>
     <w:p>
       <w:pPr>
-        <w:jc w:val="center"/>
-        <w:rPr>
-          <w:rFonts w:eastAsia="Times New Roman" w:cs="Times New Roman"/>
-          <w:sz w:val="24"/>
-          <w:szCs w:val="24"/>
-        </w:rPr>
-      </w:pPr>
-    </w:p>
-    <w:p>
-      <w:pPr>
-        <w:jc w:val="center"/>
-        <w:rPr>
-          <w:rFonts w:eastAsia="Times New Roman" w:cs="Times New Roman"/>
-          <w:sz w:val="24"/>
-          <w:szCs w:val="24"/>
-        </w:rPr>
-      </w:pPr>
-    </w:p>
-    <w:p>
-      <w:pPr>
         <w:rPr>
           <w:rFonts w:eastAsia="Times New Roman" w:cs="Times New Roman"/>
           <w:szCs w:val="28"/>
@@ -628,7 +628,13 @@
           <w:szCs w:val="28"/>
         </w:rPr>
         <w:tab/>
-        <w:t>Володина О.В.</w:t>
+      </w:r>
+      <w:r>
+        <w:rPr>
+          <w:rFonts w:eastAsia="Times New Roman" w:cs="Times New Roman"/>
+          <w:szCs w:val="28"/>
+        </w:rPr>
+        <w:t>Баринов В.Р.</w:t>
       </w:r>
     </w:p>
     <w:p>
@@ -3787,6 +3793,9 @@
         <w:jc w:val="both"/>
       </w:pPr>
       <w:r>
+        <w:rPr>
+          <w:noProof/>
+        </w:rPr>
         <w:lastRenderedPageBreak/>
         <w:drawing>
           <wp:inline distT="0" distB="0" distL="0" distR="0">
@@ -5144,15 +5153,13 @@
         <w:t xml:space="preserve">&gt;&lt;?= </w:t>
       </w:r>
       <w:r>
-        <w:t>$</w:t>
-      </w:r>
-      <w:proofErr w:type="spellStart"/>
-      <w:r>
-        <w:t>title</w:t>
-      </w:r>
-      <w:proofErr w:type="spellEnd"/>
-      <w:r>
-        <w:t xml:space="preserve"> ?? 'Литературный клуб "Три точки"' ?&gt;&lt;/title&gt;</w:t>
+        <w:rPr>
+          <w:lang w:val="en-US"/>
+        </w:rPr>
+        <w:t xml:space="preserve">$title ?? </w:t>
+      </w:r>
+      <w:r>
+        <w:t>'Литературный клуб "Три точки"' ?&gt;&lt;/title&gt;</w:t>
       </w:r>
     </w:p>
     <w:p>
@@ -6335,9 +6342,60 @@
         <w:spacing w:line="360" w:lineRule="auto"/>
         <w:ind w:firstLine="709"/>
         <w:jc w:val="both"/>
-      </w:pPr>
-      <w:r>
-        <w:t>&lt;p&gt;Автор: &lt;?= $book-&gt;getAuthor()-&gt;getNickname() ?&gt;&lt;/p&gt;</w:t>
+        <w:rPr>
+          <w:lang w:val="en-US"/>
+        </w:rPr>
+      </w:pPr>
+      <w:r>
+        <w:t xml:space="preserve">&lt;p&gt;Автор: &lt;?= </w:t>
+      </w:r>
+      <w:r>
+        <w:rPr>
+          <w:lang w:val="en-US"/>
+        </w:rPr>
+        <w:t>$book-&gt;</w:t>
+      </w:r>
+      <w:proofErr w:type="spellStart"/>
+      <w:r>
+        <w:rPr>
+          <w:lang w:val="en-US"/>
+        </w:rPr>
+        <w:t>getAuthor</w:t>
+      </w:r>
+      <w:proofErr w:type="spellEnd"/>
+      <w:r>
+        <w:rPr>
+          <w:lang w:val="en-US"/>
+        </w:rPr>
+        <w:t>()-&gt;</w:t>
+      </w:r>
+      <w:proofErr w:type="spellStart"/>
+      <w:r>
+        <w:rPr>
+          <w:lang w:val="en-US"/>
+        </w:rPr>
+        <w:t>getNickname</w:t>
+      </w:r>
+      <w:proofErr w:type="spellEnd"/>
+      <w:r>
+        <w:rPr>
+          <w:lang w:val="en-US"/>
+        </w:rPr>
+        <w:t>()</w:t>
+      </w:r>
+      <w:proofErr w:type="gramStart"/>
+      <w:r>
+        <w:rPr>
+          <w:lang w:val="en-US"/>
+        </w:rPr>
+        <w:t xml:space="preserve"> ?</w:t>
+      </w:r>
+      <w:proofErr w:type="gramEnd"/>
+      <w:r>
+        <w:rPr>
+          <w:lang w:val="en-US"/>
+        </w:rPr>
+        <w:t>&gt;&lt;/p&gt;</w:t>
       </w:r>
     </w:p>
     <w:p>
@@ -6397,7 +6455,16 @@
         </w:drawing>
       </w:r>
       <w:r>
-        <w:t>Рисунок 3. Вывод автора на странице книги</w:t>
+        <w:t>Рисунок</w:t>
+      </w:r>
+      <w:r>
+        <w:rPr>
+          <w:lang w:val="en-US"/>
+        </w:rPr>
+        <w:t xml:space="preserve"> 3. </w:t>
+      </w:r>
+      <w:r>
+        <w:t>Вывод автора на странице книги</w:t>
       </w:r>
     </w:p>
     <w:p>
@@ -6653,6 +6720,9 @@
         <w:spacing w:line="360" w:lineRule="auto"/>
         <w:ind w:firstLine="709"/>
         <w:jc w:val="both"/>
+        <w:rPr>
+          <w:lang w:val="en-US"/>
+        </w:rPr>
       </w:pPr>
       <w:r>
         <w:rPr>
@@ -6661,6 +6731,9 @@
         <w:t xml:space="preserve">    </w:t>
       </w:r>
       <w:r>
+        <w:rPr>
+          <w:lang w:val="en-US"/>
+        </w:rPr>
         <w:t>}</w:t>
       </w:r>
     </w:p>
